--- a/07_SCI_TUST/Chapter01_前言/Reference/文獻掛載.docx
+++ b/07_SCI_TUST/Chapter01_前言/Reference/文獻掛載.docx
@@ -7,9 +7,9 @@
         <w:rPr>
           <w:rFonts w:ascii="Times New Roman" w:hAnsi="Times New Roman" w:eastAsia="標楷體"/>
           <w:b/>
-          <w:sz w:val="32"/>
+          <w:sz w:val="30"/>
         </w:rPr>
-        <w:t>前言——Reference 掛載</w:t>
+        <w:t>前言文獻編隊（掛載對照）</w:t>
       </w:r>
     </w:p>
     <w:p>
@@ -17,9 +17,87 @@
         <w:rPr>
           <w:rFonts w:ascii="Times New Roman" w:hAnsi="Times New Roman" w:eastAsia="標楷體"/>
           <w:b w:val="0"/>
-          <w:sz w:val="24"/>
+          <w:sz w:val="23"/>
         </w:rPr>
-        <w:t>P1←L5(Moradi/Ou/Chen J)＋Wang TT 2024；P2←L1(An/Chang)＋L2(Zhang/Mao/Wang X＋前作)；P3←L3(Yan/Wang Z/Zheng)；P4←L4(Xin/Tian Y/Tian X)。</w:t>
+        <w:t>P1←L5（</w:t>
+      </w:r>
+      <w:r>
+        <w:rPr>
+          <w:rFonts w:ascii="Times New Roman" w:hAnsi="Times New Roman" w:eastAsia="標楷體"/>
+          <w:b w:val="0"/>
+          <w:color w:val="1F4EC8"/>
+          <w:sz w:val="23"/>
+        </w:rPr>
+        <w:t>(Moradi et al., 2021)</w:t>
+      </w:r>
+      <w:r>
+        <w:rPr>
+          <w:rFonts w:ascii="Times New Roman" w:hAnsi="Times New Roman" w:eastAsia="標楷體"/>
+          <w:b w:val="0"/>
+          <w:color w:val="1F4EC8"/>
+          <w:sz w:val="23"/>
+        </w:rPr>
+        <w:t>(Ou et al., 2025)</w:t>
+      </w:r>
+      <w:r>
+        <w:rPr>
+          <w:rFonts w:ascii="Times New Roman" w:hAnsi="Times New Roman" w:eastAsia="標楷體"/>
+          <w:b w:val="0"/>
+          <w:sz w:val="23"/>
+        </w:rPr>
+        <w:t>）＋</w:t>
+      </w:r>
+      <w:r>
+        <w:rPr>
+          <w:rFonts w:ascii="Times New Roman" w:hAnsi="Times New Roman" w:eastAsia="標楷體"/>
+          <w:b w:val="0"/>
+          <w:color w:val="1F4EC8"/>
+          <w:sz w:val="23"/>
+        </w:rPr>
+        <w:t>(Wang et al., 2024)</w:t>
+      </w:r>
+      <w:r>
+        <w:rPr>
+          <w:rFonts w:ascii="Times New Roman" w:hAnsi="Times New Roman" w:eastAsia="標楷體"/>
+          <w:b w:val="0"/>
+          <w:sz w:val="23"/>
+        </w:rPr>
+        <w:t>；P2←支線 A 隊列（Chiu/WangTT/Chen/Sulei/LiuD/Ou）；P3←支線 B 隊列（Fahimifar/Sun/Li/Tarifard/Wang2023/Yin/Yu）；P4←L3 系譜隊列（Lisjak/Vazaios/Yan/Zhou/Bai/Rasmussen/Wang2020/Potyondy2015）；P5←無新引。TUST 引文比已 55%，注意補 1–2 篇經典錨（</w:t>
+      </w:r>
+      <w:r>
+        <w:rPr>
+          <w:rFonts w:ascii="Times New Roman" w:hAnsi="Times New Roman" w:eastAsia="標楷體"/>
+          <w:b w:val="0"/>
+          <w:color w:val="1F4EC8"/>
+          <w:sz w:val="23"/>
+        </w:rPr>
+        <w:t>(Potyondy &amp; Cundall, 2004)</w:t>
+      </w:r>
+      <w:r>
+        <w:rPr>
+          <w:rFonts w:ascii="Times New Roman" w:hAnsi="Times New Roman" w:eastAsia="標楷體"/>
+          <w:b w:val="0"/>
+          <w:sz w:val="23"/>
+        </w:rPr>
+        <w:t xml:space="preserve"> 級）做引文雙錨。</w:t>
+      </w:r>
+      <w:r>
+        <w:rPr>
+          <w:rFonts w:ascii="Times New Roman" w:hAnsi="Times New Roman" w:eastAsia="標楷體"/>
+          <w:b w:val="0"/>
+          <w:sz w:val="23"/>
+        </w:rPr>
+        <w:t xml:space="preserve">　</w:t>
+      </w:r>
+      <w:r>
+        <w:rPr>
+          <w:rFonts w:ascii="Times New Roman" w:hAnsi="Times New Roman" w:eastAsia="標楷體"/>
+          <w:b w:val="0"/>
+          <w:color w:val="000000"/>
+          <w:sz w:val="21"/>
+          <w:highlight w:val="yellow"/>
+        </w:rPr>
+        <w:t>【重點：每段的彈藥庫已配置完畢】</w:t>
       </w:r>
     </w:p>
     <w:sectPr>
